--- a/src/generador-documentos/templates/acta-recepcion-sobres-template.docx
+++ b/src/generador-documentos/templates/acta-recepcion-sobres-template.docx
@@ -5,83 +5,7 @@
     <w:p>
       <w:pPr>
         <w:shd w:fill="ffffff" w:val="clear"/>
-        <w:spacing w:after="0" w:before="220" w:line="342.85714285714283" w:lineRule="auto"/>
-        <w:jc w:val="center"/>
-        <w:rPr>
-          <w:b w:val="1"/>
-          <w:bCs w:val="1"/>
-          <w:color w:val="1a1c1e"/>
-          <w:sz w:val="24"/>
-          <w:szCs w:val="24"/>
-        </w:rPr>
-      </w:pPr>
-      <w:r>
-        <w:rPr>
-          <w:b w:val="1"/>
-          <w:bCs w:val="1"/>
-          <w:color w:val="1a1c1e"/>
-          <w:sz w:val="24"/>
-          <w:szCs w:val="24"/>
-          <w:rtl w:val="0"/>
-        </w:rPr>
-        <w:t xml:space="preserve">REPÚBLICA BOLIVARIANA DE VENEZUELA</w:t>
-        <w:br w:type="textWrapping"/>
-        <w:t xml:space="preserve">{nom_ente_contratante}</w:t>
-      </w:r>
-      <w:r>
-        <w:rPr>
-          <w:b w:val="1"/>
-          <w:bCs w:val="1"/>
-          <w:color w:val="1a1c1e"/>
-          <w:sz w:val="24"/>
-          <w:szCs w:val="24"/>
-          <w:rtl w:val="0"/>
-        </w:rPr>
-        <w:br w:type="textWrapping"/>
-      </w:r>
-      <w:r>
-        <w:rPr>
-          <w:b w:val="1"/>
-          <w:bCs w:val="1"/>
-          <w:color w:val="1a1c1e"/>
-          <w:sz w:val="24"/>
-          <w:szCs w:val="24"/>
-          <w:rtl w:val="0"/>
-        </w:rPr>
-        <w:t xml:space="preserve">COMISIÓN DE CONTRATACIONES PÚBLICAS</w:t>
-      </w:r>
-    </w:p>
-    <w:p>
-      <w:pPr>
-        <w:shd w:fill="ffffff" w:val="clear"/>
-        <w:spacing w:after="0" w:line="342.85714285714283" w:lineRule="auto"/>
-        <w:jc w:val="center"/>
-        <w:rPr>
-          <w:b w:val="1"/>
-          <w:bCs w:val="1"/>
-          <w:color w:val="1a1c1e"/>
-          <w:sz w:val="24"/>
-          <w:szCs w:val="24"/>
-        </w:rPr>
-      </w:pPr>
-      <w:r>
-        <w:rPr>
-          <w:b w:val="1"/>
-          <w:bCs w:val="1"/>
-          <w:color w:val="1a1c1e"/>
-          <w:sz w:val="24"/>
-          <w:szCs w:val="24"/>
-          <w:rtl w:val="0"/>
-        </w:rPr>
-        <w:t xml:space="preserve">{desc_objeto_contratacion}</w:t>
-        <w:br w:type="textWrapping"/>
-        <w:t xml:space="preserve">N° {cod_nomenclatura_proceso}</w:t>
-      </w:r>
-    </w:p>
-    <w:p>
-      <w:pPr>
-        <w:shd w:fill="ffffff" w:val="clear"/>
-        <w:spacing w:after="280" w:before="0" w:line="276" w:lineRule="auto"/>
+        <w:spacing w:after="0" w:before="200" w:line="276" w:lineRule="auto"/>
         <w:jc w:val="center"/>
         <w:rPr>
           <w:sz w:val="24"/>
@@ -306,7 +230,7 @@
           <w:szCs w:val="24"/>
           <w:rtl w:val="0"/>
         </w:rPr>
-        <w:t xml:space="preserve">{cedula_miembro_juridico}</w:t>
+        <w:t xml:space="preserve">{cedula_miembro_juridica}</w:t>
       </w:r>
       <w:r>
         <w:rPr>
@@ -755,7 +679,7 @@
       <w:tr>
         <w:trPr>
           <w:cantSplit w:val="0"/>
-          <w:trHeight w:val="1177.119140625" w:hRule="atLeast"/>
+          <w:trHeight w:val="780" w:hRule="atLeast"/>
           <w:tblHeader w:val="0"/>
         </w:trPr>
         <w:tc>
@@ -1030,7 +954,7 @@
       <w:tr>
         <w:trPr>
           <w:cantSplit w:val="0"/>
-          <w:trHeight w:val="780" w:hRule="atLeast"/>
+          <w:trHeight w:val="737.0078740157481" w:hRule="atLeast"/>
           <w:tblHeader w:val="0"/>
         </w:trPr>
         <w:tc>
@@ -1063,29 +987,451 @@
             </w:pPr>
             <w:r>
               <w:rPr>
+                <w:rtl w:val="0"/>
+              </w:rPr>
+            </w:r>
+          </w:p>
+        </w:tc>
+        <w:tc>
+          <w:tcPr>
+            <w:tcBorders>
+              <w:top w:color="000000" w:space="0" w:sz="8" w:val="single"/>
+              <w:left w:color="000000" w:space="0" w:sz="8" w:val="single"/>
+              <w:bottom w:color="000000" w:space="0" w:sz="8" w:val="single"/>
+              <w:right w:color="000000" w:space="0" w:sz="8" w:val="single"/>
+            </w:tcBorders>
+            <w:tcMar>
+              <w:top w:w="100.0" w:type="dxa"/>
+              <w:left w:w="180.0" w:type="dxa"/>
+              <w:bottom w:w="100.0" w:type="dxa"/>
+              <w:right w:w="180.0" w:type="dxa"/>
+            </w:tcMar>
+            <w:vAlign w:val="top"/>
+          </w:tcPr>
+          <w:p>
+            <w:pPr>
+              <w:ind w:left="-141.7322834645671" w:right="-127.32283464566933" w:firstLine="0"/>
+              <w:jc w:val="center"/>
+              <w:rPr>
                 <w:b w:val="1"/>
                 <w:bCs w:val="1"/>
                 <w:color w:val="1a1c1e"/>
                 <w:sz w:val="20"/>
                 <w:szCs w:val="20"/>
                 <w:highlight w:val="white"/>
-                <w:rtl w:val="0"/>
-              </w:rPr>
-              <w:t xml:space="preserve">{#</w:t>
-            </w:r>
-            <w:r>
+              </w:rPr>
+            </w:pPr>
+            <w:r>
+              <w:rPr>
+                <w:rtl w:val="0"/>
+              </w:rPr>
+            </w:r>
+          </w:p>
+        </w:tc>
+        <w:tc>
+          <w:tcPr>
+            <w:tcBorders>
+              <w:top w:color="000000" w:space="0" w:sz="8" w:val="single"/>
+              <w:left w:color="000000" w:space="0" w:sz="8" w:val="single"/>
+              <w:bottom w:color="000000" w:space="0" w:sz="8" w:val="single"/>
+              <w:right w:color="000000" w:space="0" w:sz="8" w:val="single"/>
+            </w:tcBorders>
+            <w:tcMar>
+              <w:top w:w="100.0" w:type="dxa"/>
+              <w:left w:w="180.0" w:type="dxa"/>
+              <w:bottom w:w="100.0" w:type="dxa"/>
+              <w:right w:w="180.0" w:type="dxa"/>
+            </w:tcMar>
+            <w:vAlign w:val="top"/>
+          </w:tcPr>
+          <w:p>
+            <w:pPr>
+              <w:ind w:left="-135.94488188976356" w:right="-127.32283464566933" w:firstLine="0"/>
+              <w:jc w:val="center"/>
+              <w:rPr>
+                <w:color w:val="1a1c1e"/>
+                <w:sz w:val="20"/>
+                <w:szCs w:val="20"/>
+              </w:rPr>
+            </w:pPr>
+            <w:r>
+              <w:rPr>
+                <w:rtl w:val="0"/>
+              </w:rPr>
+            </w:r>
+          </w:p>
+        </w:tc>
+        <w:tc>
+          <w:tcPr>
+            <w:tcBorders>
+              <w:top w:color="000000" w:space="0" w:sz="8" w:val="single"/>
+              <w:left w:color="000000" w:space="0" w:sz="8" w:val="single"/>
+              <w:bottom w:color="000000" w:space="0" w:sz="8" w:val="single"/>
+              <w:right w:color="000000" w:space="0" w:sz="8" w:val="single"/>
+            </w:tcBorders>
+            <w:tcMar>
+              <w:top w:w="100.0" w:type="dxa"/>
+              <w:left w:w="180.0" w:type="dxa"/>
+              <w:bottom w:w="100.0" w:type="dxa"/>
+              <w:right w:w="180.0" w:type="dxa"/>
+            </w:tcMar>
+            <w:vAlign w:val="top"/>
+          </w:tcPr>
+          <w:p>
+            <w:pPr>
+              <w:ind w:left="-135" w:right="-105.59055118110223" w:firstLine="0"/>
+              <w:jc w:val="center"/>
+              <w:rPr>
+                <w:color w:val="1a1c1e"/>
+                <w:sz w:val="20"/>
+                <w:szCs w:val="20"/>
+              </w:rPr>
+            </w:pPr>
+            <w:r>
+              <w:rPr>
+                <w:rtl w:val="0"/>
+              </w:rPr>
+            </w:r>
+          </w:p>
+        </w:tc>
+        <w:tc>
+          <w:tcPr>
+            <w:tcBorders>
+              <w:top w:color="000000" w:space="0" w:sz="8" w:val="single"/>
+              <w:left w:color="000000" w:space="0" w:sz="8" w:val="single"/>
+              <w:bottom w:color="000000" w:space="0" w:sz="8" w:val="single"/>
+              <w:right w:color="000000" w:space="0" w:sz="8" w:val="single"/>
+            </w:tcBorders>
+            <w:tcMar>
+              <w:top w:w="100.0" w:type="dxa"/>
+              <w:left w:w="180.0" w:type="dxa"/>
+              <w:bottom w:w="100.0" w:type="dxa"/>
+              <w:right w:w="180.0" w:type="dxa"/>
+            </w:tcMar>
+            <w:vAlign w:val="top"/>
+          </w:tcPr>
+          <w:p>
+            <w:pPr>
+              <w:ind w:left="-141.7322834645671" w:right="-82.32283464566933" w:firstLine="0"/>
+              <w:jc w:val="center"/>
+              <w:rPr>
+                <w:color w:val="1a1c1e"/>
+                <w:sz w:val="20"/>
+                <w:szCs w:val="20"/>
+              </w:rPr>
+            </w:pPr>
+            <w:r>
+              <w:rPr>
+                <w:rtl w:val="0"/>
+              </w:rPr>
+            </w:r>
+          </w:p>
+        </w:tc>
+        <w:tc>
+          <w:tcPr>
+            <w:tcBorders>
+              <w:top w:color="000000" w:space="0" w:sz="8" w:val="single"/>
+              <w:left w:color="000000" w:space="0" w:sz="8" w:val="single"/>
+              <w:bottom w:color="000000" w:space="0" w:sz="8" w:val="single"/>
+              <w:right w:color="000000" w:space="0" w:sz="8" w:val="single"/>
+            </w:tcBorders>
+            <w:tcMar>
+              <w:top w:w="100.0" w:type="dxa"/>
+              <w:left w:w="180.0" w:type="dxa"/>
+              <w:bottom w:w="100.0" w:type="dxa"/>
+              <w:right w:w="180.0" w:type="dxa"/>
+            </w:tcMar>
+            <w:vAlign w:val="top"/>
+          </w:tcPr>
+          <w:p>
+            <w:pPr>
+              <w:spacing w:line="276" w:lineRule="auto"/>
+              <w:jc w:val="both"/>
+              <w:rPr>
+                <w:color w:val="1a1c1e"/>
+                <w:sz w:val="20"/>
+                <w:szCs w:val="20"/>
+              </w:rPr>
+            </w:pPr>
+            <w:r>
+              <w:rPr>
+                <w:rtl w:val="0"/>
+              </w:rPr>
+            </w:r>
+          </w:p>
+        </w:tc>
+      </w:tr>
+      <w:tr>
+        <w:trPr>
+          <w:cantSplit w:val="0"/>
+          <w:trHeight w:val="737.0078740157481" w:hRule="atLeast"/>
+          <w:tblHeader w:val="0"/>
+        </w:trPr>
+        <w:tc>
+          <w:tcPr>
+            <w:tcBorders>
+              <w:top w:color="000000" w:space="0" w:sz="8" w:val="single"/>
+              <w:left w:color="000000" w:space="0" w:sz="8" w:val="single"/>
+              <w:bottom w:color="000000" w:space="0" w:sz="8" w:val="single"/>
+              <w:right w:color="000000" w:space="0" w:sz="8" w:val="single"/>
+            </w:tcBorders>
+            <w:tcMar>
+              <w:top w:w="100.0" w:type="dxa"/>
+              <w:left w:w="180.0" w:type="dxa"/>
+              <w:bottom w:w="100.0" w:type="dxa"/>
+              <w:right w:w="180.0" w:type="dxa"/>
+            </w:tcMar>
+            <w:vAlign w:val="top"/>
+          </w:tcPr>
+          <w:p>
+            <w:pPr>
+              <w:ind w:left="-135" w:right="-120" w:firstLine="0"/>
+              <w:jc w:val="center"/>
+              <w:rPr>
+                <w:i w:val="1"/>
+                <w:iCs w:val="1"/>
+                <w:color w:val="1a1c1e"/>
+                <w:sz w:val="20"/>
+                <w:szCs w:val="20"/>
+              </w:rPr>
+            </w:pPr>
+            <w:r>
+              <w:rPr>
+                <w:rtl w:val="0"/>
+              </w:rPr>
+            </w:r>
+          </w:p>
+        </w:tc>
+        <w:tc>
+          <w:tcPr>
+            <w:tcBorders>
+              <w:top w:color="000000" w:space="0" w:sz="8" w:val="single"/>
+              <w:left w:color="000000" w:space="0" w:sz="8" w:val="single"/>
+              <w:bottom w:color="000000" w:space="0" w:sz="8" w:val="single"/>
+              <w:right w:color="000000" w:space="0" w:sz="8" w:val="single"/>
+            </w:tcBorders>
+            <w:tcMar>
+              <w:top w:w="100.0" w:type="dxa"/>
+              <w:left w:w="180.0" w:type="dxa"/>
+              <w:bottom w:w="100.0" w:type="dxa"/>
+              <w:right w:w="180.0" w:type="dxa"/>
+            </w:tcMar>
+            <w:vAlign w:val="top"/>
+          </w:tcPr>
+          <w:p>
+            <w:pPr>
+              <w:ind w:left="-141.7322834645671" w:right="-127.32283464566933" w:firstLine="0"/>
+              <w:jc w:val="center"/>
               <w:rPr>
                 <w:b w:val="1"/>
                 <w:bCs w:val="1"/>
                 <w:color w:val="1a1c1e"/>
                 <w:sz w:val="20"/>
                 <w:szCs w:val="20"/>
-                <w:highlight w:val="yellow"/>
-                <w:rtl w:val="0"/>
-              </w:rPr>
-              <w:t xml:space="preserve">adquirientes</w:t>
-            </w:r>
-            <w:r>
+                <w:highlight w:val="white"/>
+              </w:rPr>
+            </w:pPr>
+            <w:r>
+              <w:rPr>
+                <w:rtl w:val="0"/>
+              </w:rPr>
+            </w:r>
+          </w:p>
+        </w:tc>
+        <w:tc>
+          <w:tcPr>
+            <w:tcBorders>
+              <w:top w:color="000000" w:space="0" w:sz="8" w:val="single"/>
+              <w:left w:color="000000" w:space="0" w:sz="8" w:val="single"/>
+              <w:bottom w:color="000000" w:space="0" w:sz="8" w:val="single"/>
+              <w:right w:color="000000" w:space="0" w:sz="8" w:val="single"/>
+            </w:tcBorders>
+            <w:tcMar>
+              <w:top w:w="100.0" w:type="dxa"/>
+              <w:left w:w="180.0" w:type="dxa"/>
+              <w:bottom w:w="100.0" w:type="dxa"/>
+              <w:right w:w="180.0" w:type="dxa"/>
+            </w:tcMar>
+            <w:vAlign w:val="top"/>
+          </w:tcPr>
+          <w:p>
+            <w:pPr>
+              <w:ind w:left="-135.94488188976356" w:right="-127.32283464566933" w:firstLine="0"/>
+              <w:jc w:val="center"/>
+              <w:rPr>
+                <w:color w:val="1a1c1e"/>
+                <w:sz w:val="20"/>
+                <w:szCs w:val="20"/>
+              </w:rPr>
+            </w:pPr>
+            <w:r>
+              <w:rPr>
+                <w:rtl w:val="0"/>
+              </w:rPr>
+            </w:r>
+          </w:p>
+        </w:tc>
+        <w:tc>
+          <w:tcPr>
+            <w:tcBorders>
+              <w:top w:color="000000" w:space="0" w:sz="8" w:val="single"/>
+              <w:left w:color="000000" w:space="0" w:sz="8" w:val="single"/>
+              <w:bottom w:color="000000" w:space="0" w:sz="8" w:val="single"/>
+              <w:right w:color="000000" w:space="0" w:sz="8" w:val="single"/>
+            </w:tcBorders>
+            <w:tcMar>
+              <w:top w:w="100.0" w:type="dxa"/>
+              <w:left w:w="180.0" w:type="dxa"/>
+              <w:bottom w:w="100.0" w:type="dxa"/>
+              <w:right w:w="180.0" w:type="dxa"/>
+            </w:tcMar>
+            <w:vAlign w:val="top"/>
+          </w:tcPr>
+          <w:p>
+            <w:pPr>
+              <w:ind w:left="-135" w:right="-105.59055118110223" w:firstLine="0"/>
+              <w:jc w:val="center"/>
+              <w:rPr>
+                <w:color w:val="1a1c1e"/>
+                <w:sz w:val="20"/>
+                <w:szCs w:val="20"/>
+              </w:rPr>
+            </w:pPr>
+            <w:r>
+              <w:rPr>
+                <w:rtl w:val="0"/>
+              </w:rPr>
+            </w:r>
+          </w:p>
+        </w:tc>
+        <w:tc>
+          <w:tcPr>
+            <w:tcBorders>
+              <w:top w:color="000000" w:space="0" w:sz="8" w:val="single"/>
+              <w:left w:color="000000" w:space="0" w:sz="8" w:val="single"/>
+              <w:bottom w:color="000000" w:space="0" w:sz="8" w:val="single"/>
+              <w:right w:color="000000" w:space="0" w:sz="8" w:val="single"/>
+            </w:tcBorders>
+            <w:tcMar>
+              <w:top w:w="100.0" w:type="dxa"/>
+              <w:left w:w="180.0" w:type="dxa"/>
+              <w:bottom w:w="100.0" w:type="dxa"/>
+              <w:right w:w="180.0" w:type="dxa"/>
+            </w:tcMar>
+            <w:vAlign w:val="top"/>
+          </w:tcPr>
+          <w:p>
+            <w:pPr>
+              <w:ind w:left="-141.7322834645671" w:right="-82.32283464566933" w:firstLine="0"/>
+              <w:jc w:val="center"/>
+              <w:rPr>
+                <w:color w:val="1a1c1e"/>
+                <w:sz w:val="20"/>
+                <w:szCs w:val="20"/>
+              </w:rPr>
+            </w:pPr>
+            <w:r>
+              <w:rPr>
+                <w:rtl w:val="0"/>
+              </w:rPr>
+            </w:r>
+          </w:p>
+        </w:tc>
+        <w:tc>
+          <w:tcPr>
+            <w:tcBorders>
+              <w:top w:color="000000" w:space="0" w:sz="8" w:val="single"/>
+              <w:left w:color="000000" w:space="0" w:sz="8" w:val="single"/>
+              <w:bottom w:color="000000" w:space="0" w:sz="8" w:val="single"/>
+              <w:right w:color="000000" w:space="0" w:sz="8" w:val="single"/>
+            </w:tcBorders>
+            <w:tcMar>
+              <w:top w:w="100.0" w:type="dxa"/>
+              <w:left w:w="180.0" w:type="dxa"/>
+              <w:bottom w:w="100.0" w:type="dxa"/>
+              <w:right w:w="180.0" w:type="dxa"/>
+            </w:tcMar>
+            <w:vAlign w:val="top"/>
+          </w:tcPr>
+          <w:p>
+            <w:pPr>
+              <w:spacing w:line="276" w:lineRule="auto"/>
+              <w:jc w:val="both"/>
+              <w:rPr>
+                <w:color w:val="1a1c1e"/>
+                <w:sz w:val="20"/>
+                <w:szCs w:val="20"/>
+              </w:rPr>
+            </w:pPr>
+            <w:r>
+              <w:rPr>
+                <w:rtl w:val="0"/>
+              </w:rPr>
+            </w:r>
+          </w:p>
+        </w:tc>
+      </w:tr>
+      <w:tr>
+        <w:trPr>
+          <w:cantSplit w:val="0"/>
+          <w:trHeight w:val="737.0078740157481" w:hRule="atLeast"/>
+          <w:tblHeader w:val="0"/>
+        </w:trPr>
+        <w:tc>
+          <w:tcPr>
+            <w:tcBorders>
+              <w:top w:color="000000" w:space="0" w:sz="8" w:val="single"/>
+              <w:left w:color="000000" w:space="0" w:sz="8" w:val="single"/>
+              <w:bottom w:color="000000" w:space="0" w:sz="8" w:val="single"/>
+              <w:right w:color="000000" w:space="0" w:sz="8" w:val="single"/>
+            </w:tcBorders>
+            <w:tcMar>
+              <w:top w:w="100.0" w:type="dxa"/>
+              <w:left w:w="180.0" w:type="dxa"/>
+              <w:bottom w:w="100.0" w:type="dxa"/>
+              <w:right w:w="180.0" w:type="dxa"/>
+            </w:tcMar>
+            <w:vAlign w:val="top"/>
+          </w:tcPr>
+          <w:p>
+            <w:pPr>
+              <w:ind w:left="-135" w:right="-120" w:firstLine="0"/>
+              <w:jc w:val="center"/>
+              <w:rPr>
+                <w:i w:val="1"/>
+                <w:iCs w:val="1"/>
+                <w:color w:val="1a1c1e"/>
+                <w:sz w:val="20"/>
+                <w:szCs w:val="20"/>
+              </w:rPr>
+            </w:pPr>
+            <w:r>
+              <w:rPr>
+                <w:rtl w:val="0"/>
+              </w:rPr>
+            </w:r>
+          </w:p>
+        </w:tc>
+        <w:tc>
+          <w:tcPr>
+            <w:tcBorders>
+              <w:top w:color="000000" w:space="0" w:sz="8" w:val="single"/>
+              <w:left w:color="000000" w:space="0" w:sz="8" w:val="single"/>
+              <w:bottom w:color="000000" w:space="0" w:sz="8" w:val="single"/>
+              <w:right w:color="000000" w:space="0" w:sz="8" w:val="single"/>
+            </w:tcBorders>
+            <w:tcMar>
+              <w:top w:w="100.0" w:type="dxa"/>
+              <w:left w:w="180.0" w:type="dxa"/>
+              <w:bottom w:w="100.0" w:type="dxa"/>
+              <w:right w:w="180.0" w:type="dxa"/>
+            </w:tcMar>
+            <w:vAlign w:val="top"/>
+          </w:tcPr>
+          <w:p>
+            <w:pPr>
+              <w:ind w:left="-141.7322834645671" w:right="-127.32283464566933" w:firstLine="0"/>
+              <w:jc w:val="center"/>
               <w:rPr>
                 <w:b w:val="1"/>
                 <w:bCs w:val="1"/>
@@ -1093,12 +1439,182 @@
                 <w:sz w:val="20"/>
                 <w:szCs w:val="20"/>
                 <w:highlight w:val="white"/>
-                <w:rtl w:val="0"/>
-              </w:rPr>
-              <w:t xml:space="preserve">}</w:t>
-              <w:br w:type="textWrapping"/>
-              <w:t xml:space="preserve">{nombre_proveedor_oferente_au_au}</w:t>
-            </w:r>
+              </w:rPr>
+            </w:pPr>
+            <w:r>
+              <w:rPr>
+                <w:rtl w:val="0"/>
+              </w:rPr>
+            </w:r>
+          </w:p>
+        </w:tc>
+        <w:tc>
+          <w:tcPr>
+            <w:tcBorders>
+              <w:top w:color="000000" w:space="0" w:sz="8" w:val="single"/>
+              <w:left w:color="000000" w:space="0" w:sz="8" w:val="single"/>
+              <w:bottom w:color="000000" w:space="0" w:sz="8" w:val="single"/>
+              <w:right w:color="000000" w:space="0" w:sz="8" w:val="single"/>
+            </w:tcBorders>
+            <w:tcMar>
+              <w:top w:w="100.0" w:type="dxa"/>
+              <w:left w:w="180.0" w:type="dxa"/>
+              <w:bottom w:w="100.0" w:type="dxa"/>
+              <w:right w:w="180.0" w:type="dxa"/>
+            </w:tcMar>
+            <w:vAlign w:val="top"/>
+          </w:tcPr>
+          <w:p>
+            <w:pPr>
+              <w:ind w:left="-135.94488188976356" w:right="-127.32283464566933" w:firstLine="0"/>
+              <w:jc w:val="center"/>
+              <w:rPr>
+                <w:color w:val="1a1c1e"/>
+                <w:sz w:val="20"/>
+                <w:szCs w:val="20"/>
+              </w:rPr>
+            </w:pPr>
+            <w:r>
+              <w:rPr>
+                <w:rtl w:val="0"/>
+              </w:rPr>
+            </w:r>
+          </w:p>
+        </w:tc>
+        <w:tc>
+          <w:tcPr>
+            <w:tcBorders>
+              <w:top w:color="000000" w:space="0" w:sz="8" w:val="single"/>
+              <w:left w:color="000000" w:space="0" w:sz="8" w:val="single"/>
+              <w:bottom w:color="000000" w:space="0" w:sz="8" w:val="single"/>
+              <w:right w:color="000000" w:space="0" w:sz="8" w:val="single"/>
+            </w:tcBorders>
+            <w:tcMar>
+              <w:top w:w="100.0" w:type="dxa"/>
+              <w:left w:w="180.0" w:type="dxa"/>
+              <w:bottom w:w="100.0" w:type="dxa"/>
+              <w:right w:w="180.0" w:type="dxa"/>
+            </w:tcMar>
+            <w:vAlign w:val="top"/>
+          </w:tcPr>
+          <w:p>
+            <w:pPr>
+              <w:ind w:left="-135" w:right="-105.59055118110223" w:firstLine="0"/>
+              <w:jc w:val="center"/>
+              <w:rPr>
+                <w:color w:val="1a1c1e"/>
+                <w:sz w:val="20"/>
+                <w:szCs w:val="20"/>
+              </w:rPr>
+            </w:pPr>
+            <w:r>
+              <w:rPr>
+                <w:rtl w:val="0"/>
+              </w:rPr>
+            </w:r>
+          </w:p>
+        </w:tc>
+        <w:tc>
+          <w:tcPr>
+            <w:tcBorders>
+              <w:top w:color="000000" w:space="0" w:sz="8" w:val="single"/>
+              <w:left w:color="000000" w:space="0" w:sz="8" w:val="single"/>
+              <w:bottom w:color="000000" w:space="0" w:sz="8" w:val="single"/>
+              <w:right w:color="000000" w:space="0" w:sz="8" w:val="single"/>
+            </w:tcBorders>
+            <w:tcMar>
+              <w:top w:w="100.0" w:type="dxa"/>
+              <w:left w:w="180.0" w:type="dxa"/>
+              <w:bottom w:w="100.0" w:type="dxa"/>
+              <w:right w:w="180.0" w:type="dxa"/>
+            </w:tcMar>
+            <w:vAlign w:val="top"/>
+          </w:tcPr>
+          <w:p>
+            <w:pPr>
+              <w:ind w:left="-141.7322834645671" w:right="-82.32283464566933" w:firstLine="0"/>
+              <w:jc w:val="center"/>
+              <w:rPr>
+                <w:color w:val="1a1c1e"/>
+                <w:sz w:val="20"/>
+                <w:szCs w:val="20"/>
+              </w:rPr>
+            </w:pPr>
+            <w:r>
+              <w:rPr>
+                <w:rtl w:val="0"/>
+              </w:rPr>
+            </w:r>
+          </w:p>
+        </w:tc>
+        <w:tc>
+          <w:tcPr>
+            <w:tcBorders>
+              <w:top w:color="000000" w:space="0" w:sz="8" w:val="single"/>
+              <w:left w:color="000000" w:space="0" w:sz="8" w:val="single"/>
+              <w:bottom w:color="000000" w:space="0" w:sz="8" w:val="single"/>
+              <w:right w:color="000000" w:space="0" w:sz="8" w:val="single"/>
+            </w:tcBorders>
+            <w:tcMar>
+              <w:top w:w="100.0" w:type="dxa"/>
+              <w:left w:w="180.0" w:type="dxa"/>
+              <w:bottom w:w="100.0" w:type="dxa"/>
+              <w:right w:w="180.0" w:type="dxa"/>
+            </w:tcMar>
+            <w:vAlign w:val="top"/>
+          </w:tcPr>
+          <w:p>
+            <w:pPr>
+              <w:spacing w:line="276" w:lineRule="auto"/>
+              <w:jc w:val="both"/>
+              <w:rPr>
+                <w:color w:val="1a1c1e"/>
+                <w:sz w:val="20"/>
+                <w:szCs w:val="20"/>
+              </w:rPr>
+            </w:pPr>
+            <w:r>
+              <w:rPr>
+                <w:rtl w:val="0"/>
+              </w:rPr>
+            </w:r>
+          </w:p>
+        </w:tc>
+      </w:tr>
+      <w:tr>
+        <w:trPr>
+          <w:cantSplit w:val="0"/>
+          <w:trHeight w:val="737.0078740157481" w:hRule="atLeast"/>
+          <w:tblHeader w:val="0"/>
+        </w:trPr>
+        <w:tc>
+          <w:tcPr>
+            <w:tcBorders>
+              <w:top w:color="000000" w:space="0" w:sz="8" w:val="single"/>
+              <w:left w:color="000000" w:space="0" w:sz="8" w:val="single"/>
+              <w:bottom w:color="000000" w:space="0" w:sz="8" w:val="single"/>
+              <w:right w:color="000000" w:space="0" w:sz="8" w:val="single"/>
+            </w:tcBorders>
+            <w:tcMar>
+              <w:top w:w="100.0" w:type="dxa"/>
+              <w:left w:w="180.0" w:type="dxa"/>
+              <w:bottom w:w="100.0" w:type="dxa"/>
+              <w:right w:w="180.0" w:type="dxa"/>
+            </w:tcMar>
+            <w:vAlign w:val="top"/>
+          </w:tcPr>
+          <w:p>
+            <w:pPr>
+              <w:ind w:left="-135" w:right="-120" w:firstLine="0"/>
+              <w:jc w:val="center"/>
+              <w:rPr>
+                <w:i w:val="1"/>
+                <w:iCs w:val="1"/>
+                <w:color w:val="1a1c1e"/>
+                <w:sz w:val="20"/>
+                <w:szCs w:val="20"/>
+              </w:rPr>
+            </w:pPr>
             <w:r>
               <w:rPr>
                 <w:rtl w:val="0"/>
@@ -1137,15 +1653,8 @@
             </w:pPr>
             <w:r>
               <w:rPr>
-                <w:b w:val="1"/>
-                <w:bCs w:val="1"/>
-                <w:color w:val="1a1c1e"/>
-                <w:sz w:val="20"/>
-                <w:szCs w:val="20"/>
-                <w:highlight w:val="white"/>
-                <w:rtl w:val="0"/>
-              </w:rPr>
-              <w:t xml:space="preserve">{rif_proveedor_oferente_au_au}</w:t>
+                <w:rtl w:val="0"/>
+              </w:rPr>
             </w:r>
           </w:p>
         </w:tc>
@@ -1177,18 +1686,6 @@
             </w:pPr>
             <w:r>
               <w:rPr>
-                <w:b w:val="1"/>
-                <w:bCs w:val="1"/>
-                <w:color w:val="1a1c1e"/>
-                <w:sz w:val="20"/>
-                <w:szCs w:val="20"/>
-                <w:highlight w:val="white"/>
-                <w:rtl w:val="0"/>
-              </w:rPr>
-              <w:t xml:space="preserve">{nombre_rep_legal_oferente_au_au}</w:t>
-            </w:r>
-            <w:r>
-              <w:rPr>
                 <w:rtl w:val="0"/>
               </w:rPr>
             </w:r>
@@ -1222,18 +1719,6 @@
             </w:pPr>
             <w:r>
               <w:rPr>
-                <w:b w:val="1"/>
-                <w:bCs w:val="1"/>
-                <w:color w:val="1a1c1e"/>
-                <w:sz w:val="20"/>
-                <w:szCs w:val="20"/>
-                <w:highlight w:val="white"/>
-                <w:rtl w:val="0"/>
-              </w:rPr>
-              <w:t xml:space="preserve">{cedula_rep_legal_oferente_au_au}</w:t>
-            </w:r>
-            <w:r>
-              <w:rPr>
                 <w:rtl w:val="0"/>
               </w:rPr>
             </w:r>
@@ -1265,54 +1750,6 @@
                 <w:szCs w:val="20"/>
               </w:rPr>
             </w:pPr>
-            <w:r>
-              <w:rPr>
-                <w:b w:val="1"/>
-                <w:bCs w:val="1"/>
-                <w:color w:val="1a1c1e"/>
-                <w:sz w:val="20"/>
-                <w:szCs w:val="20"/>
-                <w:highlight w:val="white"/>
-                <w:rtl w:val="0"/>
-              </w:rPr>
-              <w:t xml:space="preserve">{num_sobres_entregados_au_au} </w:t>
-            </w:r>
-            <w:r>
-              <w:rPr>
-                <w:b w:val="1"/>
-                <w:bCs w:val="1"/>
-                <w:color w:val="1a1c1e"/>
-                <w:sz w:val="20"/>
-                <w:szCs w:val="20"/>
-                <w:highlight w:val="white"/>
-                <w:rtl w:val="0"/>
-              </w:rPr>
-              <w:t xml:space="preserve">{/</w:t>
-            </w:r>
-            <w:r>
-              <w:rPr>
-                <w:b w:val="1"/>
-                <w:bCs w:val="1"/>
-                <w:color w:val="1a1c1e"/>
-                <w:sz w:val="20"/>
-                <w:szCs w:val="20"/>
-                <w:highlight w:val="yellow"/>
-                <w:rtl w:val="0"/>
-              </w:rPr>
-              <w:t xml:space="preserve">adquirientes</w:t>
-            </w:r>
-            <w:r>
-              <w:rPr>
-                <w:b w:val="1"/>
-                <w:bCs w:val="1"/>
-                <w:color w:val="1a1c1e"/>
-                <w:sz w:val="20"/>
-                <w:szCs w:val="20"/>
-                <w:highlight w:val="white"/>
-                <w:rtl w:val="0"/>
-              </w:rPr>
-              <w:t xml:space="preserve">}</w:t>
-            </w:r>
             <w:r>
               <w:rPr>
                 <w:rtl w:val="0"/>
@@ -1368,8 +1805,12 @@
       </w:pPr>
       <w:r>
         <w:rPr>
-          <w:rtl w:val="0"/>
-        </w:rPr>
+          <w:color w:val="1a1c1e"/>
+          <w:sz w:val="24"/>
+          <w:szCs w:val="24"/>
+          <w:rtl w:val="0"/>
+        </w:rPr>
+        <w:t xml:space="preserve">Culminado el lapso y habiéndo recibido los sobres de los oferentes antes mencionados, se da por terminado el acto de recepción. Se informa a los presentes que, a continuación, se procederá a iniciar el acto de apertura de los sobres consignados.</w:t>
       </w:r>
     </w:p>
     <w:p>
@@ -1390,7 +1831,257 @@
           <w:szCs w:val="24"/>
           <w:rtl w:val="0"/>
         </w:rPr>
-        <w:t xml:space="preserve">Culminado el lapso y habiéndo recibido los sobres de los oferentes antes mencionados, se da por terminado el acto de recepción. Se informa a los presentes que, a continuación, se procederá a iniciar el acto de apertura de los sobres consignados.</w:t>
+        <w:t xml:space="preserve">Se levanta la presente acta y, en señal de conformidad, firman los asistentes al acto.</w:t>
+      </w:r>
+    </w:p>
+    <w:p>
+      <w:pPr>
+        <w:shd w:fill="ffffff" w:val="clear"/>
+        <w:spacing w:after="0" w:before="220" w:line="276" w:lineRule="auto"/>
+        <w:jc w:val="both"/>
+        <w:rPr>
+          <w:b w:val="1"/>
+          <w:bCs w:val="1"/>
+          <w:color w:val="1a1c1e"/>
+          <w:sz w:val="24"/>
+          <w:szCs w:val="24"/>
+        </w:rPr>
+      </w:pPr>
+      <w:r>
+        <w:rPr>
+          <w:rtl w:val="0"/>
+        </w:rPr>
+      </w:r>
+    </w:p>
+    <w:p>
+      <w:pPr>
+        <w:shd w:fill="ffffff" w:val="clear"/>
+        <w:spacing w:after="0" w:before="220" w:line="276" w:lineRule="auto"/>
+        <w:jc w:val="both"/>
+        <w:rPr>
+          <w:b w:val="1"/>
+          <w:bCs w:val="1"/>
+          <w:color w:val="1a1c1e"/>
+          <w:sz w:val="24"/>
+          <w:szCs w:val="24"/>
+        </w:rPr>
+      </w:pPr>
+      <w:r>
+        <w:rPr>
+          <w:rtl w:val="0"/>
+        </w:rPr>
+      </w:r>
+    </w:p>
+    <w:p>
+      <w:pPr>
+        <w:shd w:fill="ffffff" w:val="clear"/>
+        <w:spacing w:after="0" w:before="220" w:line="276" w:lineRule="auto"/>
+        <w:jc w:val="both"/>
+        <w:rPr>
+          <w:b w:val="1"/>
+          <w:bCs w:val="1"/>
+          <w:color w:val="1a1c1e"/>
+          <w:sz w:val="24"/>
+          <w:szCs w:val="24"/>
+        </w:rPr>
+      </w:pPr>
+      <w:r>
+        <w:rPr>
+          <w:b w:val="1"/>
+          <w:bCs w:val="1"/>
+          <w:color w:val="1a1c1e"/>
+          <w:sz w:val="24"/>
+          <w:szCs w:val="24"/>
+          <w:rtl w:val="0"/>
+        </w:rPr>
+        <w:t xml:space="preserve">OBSERVACIONES E INCIDENCIAS DEL ACTO:</w:t>
+      </w:r>
+    </w:p>
+    <w:p>
+      <w:pPr>
+        <w:shd w:fill="ffffff" w:val="clear"/>
+        <w:spacing w:after="280" w:before="200" w:line="276" w:lineRule="auto"/>
+        <w:jc w:val="both"/>
+        <w:rPr>
+          <w:b w:val="1"/>
+          <w:bCs w:val="1"/>
+          <w:color w:val="1a1c1e"/>
+          <w:sz w:val="24"/>
+          <w:szCs w:val="24"/>
+        </w:rPr>
+      </w:pPr>
+      <w:r>
+        <w:rPr>
+          <w:b w:val="1"/>
+          <w:bCs w:val="1"/>
+          <w:color w:val="1a1c1e"/>
+          <w:sz w:val="24"/>
+          <w:szCs w:val="24"/>
+          <w:rtl w:val="0"/>
+        </w:rPr>
+        <w:t xml:space="preserve">Se deja constancia de lo siguiente: </w:t>
+      </w:r>
+    </w:p>
+    <w:p>
+      <w:pPr>
+        <w:shd w:fill="ffffff" w:val="clear"/>
+        <w:spacing w:after="280" w:before="220" w:line="276" w:lineRule="auto"/>
+        <w:jc w:val="left"/>
+        <w:rPr>
+          <w:b w:val="1"/>
+          <w:bCs w:val="1"/>
+          <w:color w:val="1a1c1e"/>
+          <w:sz w:val="24"/>
+          <w:szCs w:val="24"/>
+        </w:rPr>
+      </w:pPr>
+      <w:r>
+        <w:rPr>
+          <w:rtl w:val="0"/>
+        </w:rPr>
+      </w:r>
+    </w:p>
+    <w:p>
+      <w:pPr>
+        <w:shd w:fill="ffffff" w:val="clear"/>
+        <w:spacing w:after="280" w:before="220" w:line="276" w:lineRule="auto"/>
+        <w:jc w:val="center"/>
+        <w:rPr>
+          <w:b w:val="1"/>
+          <w:bCs w:val="1"/>
+          <w:color w:val="1a1c1e"/>
+          <w:sz w:val="24"/>
+          <w:szCs w:val="24"/>
+        </w:rPr>
+      </w:pPr>
+      <w:r>
+        <w:rPr>
+          <w:b w:val="1"/>
+          <w:bCs w:val="1"/>
+          <w:color w:val="1a1c1e"/>
+          <w:sz w:val="24"/>
+          <w:szCs w:val="24"/>
+          <w:rtl w:val="0"/>
+        </w:rPr>
+        <w:t xml:space="preserve">POR LA COMISIÓN DE CONTRATACIONES PÚBLICAS:</w:t>
+      </w:r>
+    </w:p>
+    <w:p>
+      <w:pPr>
+        <w:shd w:fill="ffffff" w:val="clear"/>
+        <w:spacing w:line="276" w:lineRule="auto"/>
+        <w:jc w:val="both"/>
+        <w:rPr>
+          <w:color w:val="1a1c1e"/>
+          <w:sz w:val="24"/>
+          <w:szCs w:val="24"/>
+        </w:rPr>
+      </w:pPr>
+      <w:r>
+        <w:rPr>
+          <w:rtl w:val="0"/>
+        </w:rPr>
+      </w:r>
+    </w:p>
+    <w:p>
+      <w:pPr>
+        <w:shd w:fill="ffffff" w:val="clear"/>
+        <w:spacing w:line="276" w:lineRule="auto"/>
+        <w:jc w:val="both"/>
+        <w:rPr>
+          <w:color w:val="1a1c1e"/>
+          <w:sz w:val="24"/>
+          <w:szCs w:val="24"/>
+        </w:rPr>
+      </w:pPr>
+      <w:r>
+        <w:rPr>
+          <w:color w:val="1a1c1e"/>
+          <w:sz w:val="24"/>
+          <w:szCs w:val="24"/>
+          <w:rtl w:val="0"/>
+        </w:rPr>
+        <w:t xml:space="preserve">_________________________</w:t>
+      </w:r>
+    </w:p>
+    <w:p>
+      <w:pPr>
+        <w:shd w:fill="ffffff" w:val="clear"/>
+        <w:spacing w:line="276" w:lineRule="auto"/>
+        <w:jc w:val="both"/>
+        <w:rPr>
+          <w:color w:val="1a1c1e"/>
+          <w:sz w:val="24"/>
+          <w:szCs w:val="24"/>
+        </w:rPr>
+      </w:pPr>
+      <w:r>
+        <w:rPr>
+          <w:color w:val="1a1c1e"/>
+          <w:sz w:val="24"/>
+          <w:szCs w:val="24"/>
+          <w:rtl w:val="0"/>
+        </w:rPr>
+        <w:t xml:space="preserve">{nom_completo_miembro_juridica}</w:t>
+      </w:r>
+    </w:p>
+    <w:p>
+      <w:pPr>
+        <w:shd w:fill="ffffff" w:val="clear"/>
+        <w:spacing w:line="276" w:lineRule="auto"/>
+        <w:jc w:val="both"/>
+        <w:rPr>
+          <w:color w:val="1a1c1e"/>
+          <w:sz w:val="24"/>
+          <w:szCs w:val="24"/>
+        </w:rPr>
+      </w:pPr>
+      <w:r>
+        <w:rPr>
+          <w:color w:val="1a1c1e"/>
+          <w:sz w:val="24"/>
+          <w:szCs w:val="24"/>
+          <w:rtl w:val="0"/>
+        </w:rPr>
+        <w:t xml:space="preserve">C.I. {cedula_miembro_juridica}</w:t>
+      </w:r>
+    </w:p>
+    <w:p>
+      <w:pPr>
+        <w:shd w:fill="ffffff" w:val="clear"/>
+        <w:spacing w:line="276" w:lineRule="auto"/>
+        <w:jc w:val="both"/>
+        <w:rPr>
+          <w:color w:val="1a1c1e"/>
+          <w:sz w:val="24"/>
+          <w:szCs w:val="24"/>
+        </w:rPr>
+      </w:pPr>
+      <w:r>
+        <w:rPr>
+          <w:color w:val="1a1c1e"/>
+          <w:sz w:val="24"/>
+          <w:szCs w:val="24"/>
+          <w:rtl w:val="0"/>
+        </w:rPr>
+        <w:t xml:space="preserve">ÁREA JURÍDICA</w:t>
+      </w:r>
+    </w:p>
+    <w:p>
+      <w:pPr>
+        <w:shd w:fill="ffffff" w:val="clear"/>
+        <w:spacing w:line="276" w:lineRule="auto"/>
+        <w:jc w:val="both"/>
+        <w:rPr>
+          <w:color w:val="1a1c1e"/>
+          <w:sz w:val="24"/>
+          <w:szCs w:val="24"/>
+        </w:rPr>
+      </w:pPr>
+      <w:r>
+        <w:rPr>
+          <w:rtl w:val="0"/>
+        </w:rPr>
       </w:r>
     </w:p>
     <w:p>
@@ -1411,253 +2102,41 @@
           <w:szCs w:val="24"/>
           <w:rtl w:val="0"/>
         </w:rPr>
-        <w:t xml:space="preserve">Se levanta la presente acta y, en señal de conformidad, firman los asistentes al acto.</w:t>
-      </w:r>
-    </w:p>
-    <w:p>
-      <w:pPr>
-        <w:shd w:fill="ffffff" w:val="clear"/>
-        <w:spacing w:after="0" w:before="220" w:line="276" w:lineRule="auto"/>
-        <w:jc w:val="both"/>
-        <w:rPr>
-          <w:b w:val="1"/>
-          <w:bCs w:val="1"/>
-          <w:color w:val="1a1c1e"/>
-          <w:sz w:val="24"/>
-          <w:szCs w:val="24"/>
-        </w:rPr>
-      </w:pPr>
-      <w:r>
-        <w:rPr>
-          <w:rtl w:val="0"/>
-        </w:rPr>
-      </w:r>
-    </w:p>
-    <w:p>
-      <w:pPr>
-        <w:shd w:fill="ffffff" w:val="clear"/>
-        <w:spacing w:after="0" w:before="220" w:line="276" w:lineRule="auto"/>
-        <w:jc w:val="both"/>
-        <w:rPr>
-          <w:b w:val="1"/>
-          <w:bCs w:val="1"/>
-          <w:color w:val="1a1c1e"/>
-          <w:sz w:val="24"/>
-          <w:szCs w:val="24"/>
-        </w:rPr>
-      </w:pPr>
-      <w:r>
-        <w:rPr>
-          <w:rtl w:val="0"/>
-        </w:rPr>
-      </w:r>
-    </w:p>
-    <w:p>
-      <w:pPr>
-        <w:shd w:fill="ffffff" w:val="clear"/>
-        <w:spacing w:after="0" w:before="220" w:line="276" w:lineRule="auto"/>
-        <w:jc w:val="both"/>
-        <w:rPr>
-          <w:b w:val="1"/>
-          <w:bCs w:val="1"/>
-          <w:color w:val="1a1c1e"/>
-          <w:sz w:val="24"/>
-          <w:szCs w:val="24"/>
-        </w:rPr>
-      </w:pPr>
-      <w:r>
-        <w:rPr>
-          <w:b w:val="1"/>
-          <w:bCs w:val="1"/>
-          <w:color w:val="1a1c1e"/>
-          <w:sz w:val="24"/>
-          <w:szCs w:val="24"/>
-          <w:rtl w:val="0"/>
-        </w:rPr>
-        <w:t xml:space="preserve">OBSERVACIONES E INCIDENCIAS DEL ACTO:</w:t>
-      </w:r>
-    </w:p>
-    <w:p>
-      <w:pPr>
-        <w:shd w:fill="ffffff" w:val="clear"/>
-        <w:spacing w:after="280" w:before="200" w:line="276" w:lineRule="auto"/>
-        <w:jc w:val="both"/>
-        <w:rPr>
-          <w:b w:val="1"/>
-          <w:bCs w:val="1"/>
-          <w:color w:val="1a1c1e"/>
-          <w:sz w:val="24"/>
-          <w:szCs w:val="24"/>
-        </w:rPr>
-      </w:pPr>
-      <w:r>
-        <w:rPr>
-          <w:b w:val="1"/>
-          <w:bCs w:val="1"/>
-          <w:color w:val="1a1c1e"/>
-          <w:sz w:val="24"/>
-          <w:szCs w:val="24"/>
-          <w:rtl w:val="0"/>
-        </w:rPr>
-        <w:t xml:space="preserve">Se deja constancia de lo siguiente: </w:t>
-      </w:r>
-    </w:p>
-    <w:p>
-      <w:pPr>
-        <w:shd w:fill="ffffff" w:val="clear"/>
-        <w:spacing w:after="280" w:before="220" w:line="276" w:lineRule="auto"/>
-        <w:jc w:val="left"/>
-        <w:rPr>
-          <w:b w:val="1"/>
-          <w:bCs w:val="1"/>
-          <w:color w:val="1a1c1e"/>
-          <w:sz w:val="24"/>
-          <w:szCs w:val="24"/>
-        </w:rPr>
-      </w:pPr>
-      <w:r>
-        <w:rPr>
-          <w:rtl w:val="0"/>
-        </w:rPr>
-      </w:r>
-    </w:p>
-    <w:p>
-      <w:pPr>
-        <w:shd w:fill="ffffff" w:val="clear"/>
-        <w:spacing w:after="280" w:before="220" w:line="276" w:lineRule="auto"/>
-        <w:jc w:val="center"/>
-        <w:rPr>
-          <w:b w:val="1"/>
-          <w:bCs w:val="1"/>
-          <w:color w:val="1a1c1e"/>
-          <w:sz w:val="24"/>
-          <w:szCs w:val="24"/>
-        </w:rPr>
-      </w:pPr>
-      <w:r>
-        <w:rPr>
-          <w:b w:val="1"/>
-          <w:bCs w:val="1"/>
-          <w:color w:val="1a1c1e"/>
-          <w:sz w:val="24"/>
-          <w:szCs w:val="24"/>
-          <w:rtl w:val="0"/>
-        </w:rPr>
-        <w:t xml:space="preserve">POR LA COMISIÓN DE CONTRATACIONES PÚBLICAS:</w:t>
-      </w:r>
-    </w:p>
-    <w:p>
-      <w:pPr>
-        <w:shd w:fill="ffffff" w:val="clear"/>
-        <w:spacing w:line="276" w:lineRule="auto"/>
-        <w:jc w:val="both"/>
-        <w:rPr>
-          <w:color w:val="1a1c1e"/>
-          <w:sz w:val="24"/>
-          <w:szCs w:val="24"/>
-        </w:rPr>
-      </w:pPr>
-      <w:r>
-        <w:rPr>
-          <w:rtl w:val="0"/>
-        </w:rPr>
-      </w:r>
-    </w:p>
-    <w:p>
-      <w:pPr>
-        <w:shd w:fill="ffffff" w:val="clear"/>
-        <w:spacing w:line="276" w:lineRule="auto"/>
-        <w:jc w:val="both"/>
-        <w:rPr>
-          <w:color w:val="1a1c1e"/>
-          <w:sz w:val="24"/>
-          <w:szCs w:val="24"/>
-        </w:rPr>
-      </w:pPr>
-      <w:r>
-        <w:rPr>
-          <w:color w:val="1a1c1e"/>
-          <w:sz w:val="24"/>
-          <w:szCs w:val="24"/>
-          <w:rtl w:val="0"/>
-        </w:rPr>
         <w:t xml:space="preserve">_________________________</w:t>
-      </w:r>
-    </w:p>
-    <w:p>
-      <w:pPr>
-        <w:shd w:fill="ffffff" w:val="clear"/>
-        <w:spacing w:line="276" w:lineRule="auto"/>
-        <w:jc w:val="both"/>
-        <w:rPr>
-          <w:color w:val="1a1c1e"/>
-          <w:sz w:val="24"/>
-          <w:szCs w:val="24"/>
-        </w:rPr>
-      </w:pPr>
-      <w:r>
-        <w:rPr>
-          <w:color w:val="1a1c1e"/>
-          <w:sz w:val="24"/>
-          <w:szCs w:val="24"/>
-          <w:rtl w:val="0"/>
-        </w:rPr>
-        <w:t xml:space="preserve">{nom_completo_miembro_juridica}</w:t>
-      </w:r>
-    </w:p>
-    <w:p>
-      <w:pPr>
-        <w:shd w:fill="ffffff" w:val="clear"/>
-        <w:spacing w:line="276" w:lineRule="auto"/>
-        <w:jc w:val="both"/>
-        <w:rPr>
-          <w:color w:val="1a1c1e"/>
-          <w:sz w:val="24"/>
-          <w:szCs w:val="24"/>
-        </w:rPr>
-      </w:pPr>
-      <w:r>
-        <w:rPr>
-          <w:color w:val="1a1c1e"/>
-          <w:sz w:val="24"/>
-          <w:szCs w:val="24"/>
-          <w:rtl w:val="0"/>
-        </w:rPr>
-        <w:t xml:space="preserve">C.I. {cedula_miembro_juridica}</w:t>
-      </w:r>
-    </w:p>
-    <w:p>
-      <w:pPr>
-        <w:shd w:fill="ffffff" w:val="clear"/>
-        <w:spacing w:line="276" w:lineRule="auto"/>
-        <w:jc w:val="both"/>
-        <w:rPr>
-          <w:color w:val="1a1c1e"/>
-          <w:sz w:val="24"/>
-          <w:szCs w:val="24"/>
-        </w:rPr>
-      </w:pPr>
-      <w:r>
-        <w:rPr>
-          <w:color w:val="1a1c1e"/>
-          <w:sz w:val="24"/>
-          <w:szCs w:val="24"/>
-          <w:rtl w:val="0"/>
-        </w:rPr>
-        <w:t xml:space="preserve">ÁREA JURÍDICA</w:t>
-      </w:r>
-    </w:p>
-    <w:p>
-      <w:pPr>
-        <w:shd w:fill="ffffff" w:val="clear"/>
-        <w:spacing w:line="276" w:lineRule="auto"/>
-        <w:jc w:val="both"/>
-        <w:rPr>
-          <w:color w:val="1a1c1e"/>
-          <w:sz w:val="24"/>
-          <w:szCs w:val="24"/>
-        </w:rPr>
-      </w:pPr>
+        <w:br w:type="textWrapping"/>
+      </w:r>
+      <w:r>
+        <w:rPr>
+          <w:color w:val="1a1c1e"/>
+          <w:sz w:val="24"/>
+          <w:szCs w:val="24"/>
+          <w:rtl w:val="0"/>
+        </w:rPr>
+        <w:t xml:space="preserve">{nom_completo_miembro_economica}</w:t>
+      </w:r>
+      <w:r>
+        <w:rPr>
+          <w:color w:val="1a1c1e"/>
+          <w:sz w:val="24"/>
+          <w:szCs w:val="24"/>
+          <w:rtl w:val="0"/>
+        </w:rPr>
+        <w:br w:type="textWrapping"/>
+        <w:t xml:space="preserve">C.I. {cedula_miembro_economica}</w:t>
+        <w:br w:type="textWrapping"/>
+      </w:r>
+      <w:r>
+        <w:rPr>
+          <w:b w:val="1"/>
+          <w:bCs w:val="1"/>
+          <w:color w:val="1a1c1e"/>
+          <w:sz w:val="24"/>
+          <w:szCs w:val="24"/>
+          <w:rtl w:val="0"/>
+        </w:rPr>
+        <w:t xml:space="preserve">ÁREA ECONÓMICA Y FINANCIERA</w:t>
+        <w:br w:type="textWrapping"/>
+      </w:r>
       <w:r>
         <w:rPr>
           <w:rtl w:val="0"/>
@@ -1684,65 +2163,6 @@
         </w:rPr>
         <w:t xml:space="preserve">_________________________</w:t>
         <w:br w:type="textWrapping"/>
-      </w:r>
-      <w:r>
-        <w:rPr>
-          <w:color w:val="1a1c1e"/>
-          <w:sz w:val="24"/>
-          <w:szCs w:val="24"/>
-          <w:rtl w:val="0"/>
-        </w:rPr>
-        <w:t xml:space="preserve">{nom_completo_miembro_economica}</w:t>
-      </w:r>
-      <w:r>
-        <w:rPr>
-          <w:color w:val="1a1c1e"/>
-          <w:sz w:val="24"/>
-          <w:szCs w:val="24"/>
-          <w:rtl w:val="0"/>
-        </w:rPr>
-        <w:br w:type="textWrapping"/>
-        <w:t xml:space="preserve">C.I. {cedula_miembro_economica}</w:t>
-        <w:br w:type="textWrapping"/>
-      </w:r>
-      <w:r>
-        <w:rPr>
-          <w:b w:val="1"/>
-          <w:bCs w:val="1"/>
-          <w:color w:val="1a1c1e"/>
-          <w:sz w:val="24"/>
-          <w:szCs w:val="24"/>
-          <w:rtl w:val="0"/>
-        </w:rPr>
-        <w:t xml:space="preserve">ÁREA ECONÓMICA Y FINANCIERA</w:t>
-        <w:br w:type="textWrapping"/>
-      </w:r>
-      <w:r>
-        <w:rPr>
-          <w:rtl w:val="0"/>
-        </w:rPr>
-      </w:r>
-    </w:p>
-    <w:p>
-      <w:pPr>
-        <w:shd w:fill="ffffff" w:val="clear"/>
-        <w:spacing w:after="280" w:before="220" w:line="276" w:lineRule="auto"/>
-        <w:jc w:val="both"/>
-        <w:rPr>
-          <w:color w:val="1a1c1e"/>
-          <w:sz w:val="24"/>
-          <w:szCs w:val="24"/>
-        </w:rPr>
-      </w:pPr>
-      <w:r>
-        <w:rPr>
-          <w:color w:val="1a1c1e"/>
-          <w:sz w:val="24"/>
-          <w:szCs w:val="24"/>
-          <w:rtl w:val="0"/>
-        </w:rPr>
-        <w:t xml:space="preserve">_________________________</w:t>
-        <w:br w:type="textWrapping"/>
         <w:t xml:space="preserve">{nom_completo_miembro_tecnica}</w:t>
         <w:br w:type="textWrapping"/>
         <w:t xml:space="preserve">C.I. {cedula_miembro_tecnica}</w:t>
@@ -1864,12 +2284,73 @@
       </w:r>
     </w:p>
     <w:sectPr>
+      <w:headerReference r:id="rId6" w:type="default"/>
       <w:pgSz w:h="16834" w:w="11909" w:orient="portrait"/>
-      <w:pgMar w:bottom="1440" w:top="1440" w:left="1440" w:right="1440" w:header="720" w:footer="720"/>
+      <w:pgMar w:bottom="1440" w:top="1440" w:left="1440" w:right="1440" w:header="113.38582677165356" w:footer="720"/>
       <w:pgNumType w:start="1"/>
     </w:sectPr>
   </w:body>
 </w:document>
+</file>
+
+<file path=word/header1.xml><?xml version="1.0" encoding="utf-8"?>
+<w:hdr xmlns:mc="http://schemas.openxmlformats.org/markup-compatibility/2006" xmlns:o="urn:schemas-microsoft-com:office:office" xmlns:r="http://schemas.openxmlformats.org/officeDocument/2006/relationships" xmlns:m="http://schemas.openxmlformats.org/officeDocument/2006/math" xmlns:v="urn:schemas-microsoft-com:vml" xmlns:wp="http://schemas.openxmlformats.org/drawingml/2006/wordprocessingDrawing" xmlns:w10="urn:schemas-microsoft-com:office:word" xmlns:w="http://schemas.openxmlformats.org/wordprocessingml/2006/main" xmlns:wne="http://schemas.microsoft.com/office/word/2006/wordml" xmlns:sl="http://schemas.openxmlformats.org/schemaLibrary/2006/main" xmlns:a="http://schemas.openxmlformats.org/drawingml/2006/main" xmlns:pic="http://schemas.openxmlformats.org/drawingml/2006/picture" xmlns:c="http://schemas.openxmlformats.org/drawingml/2006/chart" xmlns:lc="http://schemas.openxmlformats.org/drawingml/2006/lockedCanvas" xmlns:dgm="http://schemas.openxmlformats.org/drawingml/2006/diagram" xmlns:wps="http://schemas.microsoft.com/office/word/2010/wordprocessingShape" xmlns:wpg="http://schemas.microsoft.com/office/word/2010/wordprocessingGroup" xmlns:w14="http://schemas.microsoft.com/office/word/2010/wordml" xmlns:w15="http://schemas.microsoft.com/office/word/2012/wordml" xmlns:w16="http://schemas.microsoft.com/office/word/2018/wordml" xmlns:w16cex="http://schemas.microsoft.com/office/word/2018/wordml/cex" xmlns:w16cid="http://schemas.microsoft.com/office/word/2016/wordml/cid" xmlns="http://schemas.microsoft.com/office/tasks/2019/documenttasks" xmlns:cr="http://schemas.microsoft.com/office/comments/2020/reactions">
+  <w:p>
+    <w:pPr>
+      <w:shd w:fill="ffffff" w:val="clear"/>
+      <w:spacing w:before="0" w:line="240" w:lineRule="auto"/>
+      <w:jc w:val="center"/>
+      <w:rPr>
+        <w:b w:val="1"/>
+        <w:bCs w:val="1"/>
+        <w:color w:val="1a1c1e"/>
+        <w:sz w:val="24"/>
+        <w:szCs w:val="24"/>
+      </w:rPr>
+    </w:pPr>
+    <w:r>
+      <w:rPr>
+        <w:b w:val="1"/>
+        <w:bCs w:val="1"/>
+        <w:color w:val="1a1c1e"/>
+        <w:sz w:val="24"/>
+        <w:szCs w:val="24"/>
+        <w:rtl w:val="0"/>
+      </w:rPr>
+      <w:t xml:space="preserve">REPÚBLICA BOLIVARIANA DE VENEZUELA</w:t>
+      <w:br w:type="textWrapping"/>
+      <w:t xml:space="preserve">{nom_ente_contratante}</w:t>
+      <w:br w:type="textWrapping"/>
+      <w:t xml:space="preserve">COMISIÓN DE CONTRATACIONES PÚBLICAS</w:t>
+    </w:r>
+  </w:p>
+  <w:p>
+    <w:pPr>
+      <w:shd w:fill="ffffff" w:val="clear"/>
+      <w:spacing w:line="240" w:lineRule="auto"/>
+      <w:jc w:val="center"/>
+      <w:rPr/>
+    </w:pPr>
+    <w:r>
+      <w:rPr>
+        <w:b w:val="1"/>
+        <w:bCs w:val="1"/>
+        <w:color w:val="1a1c1e"/>
+        <w:sz w:val="24"/>
+        <w:szCs w:val="24"/>
+        <w:rtl w:val="0"/>
+      </w:rPr>
+      <w:t xml:space="preserve">{desc_objeto_contratacion}</w:t>
+      <w:br w:type="textWrapping"/>
+      <w:t xml:space="preserve">N° {cod_nomenclatura_proceso}</w:t>
+    </w:r>
+    <w:r>
+      <w:rPr>
+        <w:rtl w:val="0"/>
+      </w:rPr>
+    </w:r>
+  </w:p>
+</w:hdr>
 </file>
 
 <file path=word/numbering.xml><?xml version="1.0" encoding="utf-8"?>
